--- a/ziliao/雪梨菊花銀耳凍一頁講義.docx
+++ b/ziliao/雪梨菊花銀耳凍一頁講義.docx
@@ -4,11 +4,13 @@
   <w:body>
     <w:tbl>
       <w:tblGrid>
-        <w:gridCol w:w="6350"/>
-        <w:gridCol w:w="4138"/>
+        <w:gridCol w:w="1899"/>
+        <w:gridCol w:w="3430"/>
+        <w:gridCol w:w="1899"/>
+        <w:gridCol w:w="3430"/>
       </w:tblGrid>
       <w:tblPr>
-        <w:tblW w:type="dxa" w:w="10488"/>
+        <w:tblW w:type="dxa" w:w="10658"/>
         <w:jc w:val="center"/>
         <w:tblLayout w:type="fixed"/>
         <w:tblLook w:firstColumn="1" w:firstRow="1" w:lastColumn="0" w:lastRow="0" w:noHBand="0" w:noVBand="1" w:val="04A0"/>
@@ -22,78 +24,15 @@
         </w:tblBorders>
       </w:tblPr>
       <w:tr>
-        <w:trPr>
-          <w:cantSplit/>
-        </w:trPr>
         <w:tc>
           <w:tcPr>
-            <w:tcW w:type="dxa" w:w="10488"/>
-            <w:gridSpan w:val="2"/>
+            <w:tcW w:type="dxa" w:w="10658"/>
+            <w:gridSpan w:val="4"/>
             <w:shd w:fill="FF9F43" w:val="clear"/>
             <w:tcMar>
-              <w:top w:w="90" w:type="dxa"/>
-              <w:left w:w="140" w:type="dxa"/>
-              <w:bottom w:w="90" w:type="dxa"/>
-              <w:right w:w="140" w:type="dxa"/>
-            </w:tcMar>
-          </w:tcPr>
-          <w:p>
-            <w:pPr>
-              <w:spacing w:before="0" w:after="0" w:line="259" w:lineRule="auto"/>
-            </w:pPr>
-            <w:r>
-              <w:rPr>
-                <w:rFonts w:ascii="Hiragino Sans GB" w:hAnsi="Hiragino Sans GB" w:eastAsia="Hiragino Sans GB"/>
-                <w:b/>
-                <w:color w:val="FFFFFF"/>
-                <w:sz w:val="20"/>
-              </w:rPr>
-              <w:t>中式甜點動手做</w:t>
-            </w:r>
-          </w:p>
-          <w:p>
-            <w:pPr>
-              <w:spacing w:before="0" w:after="40" w:line="259" w:lineRule="auto"/>
-            </w:pPr>
-            <w:r>
-              <w:rPr>
-                <w:rFonts w:ascii="Hiragino Sans GB" w:hAnsi="Hiragino Sans GB" w:eastAsia="Hiragino Sans GB"/>
-                <w:b/>
-                <w:color w:val="FFFFFF"/>
-                <w:sz w:val="44"/>
-              </w:rPr>
-              <w:t>雪梨菊花銀耳凍</w:t>
-            </w:r>
-          </w:p>
-          <w:p>
-            <w:pPr>
-              <w:spacing w:before="0" w:after="40" w:line="259" w:lineRule="auto"/>
-            </w:pPr>
-            <w:r>
-              <w:rPr>
-                <w:rFonts w:ascii="Hiragino Sans GB" w:hAnsi="Hiragino Sans GB" w:eastAsia="Hiragino Sans GB"/>
-                <w:b w:val="0"/>
-                <w:color w:val="FFFFFF"/>
-                <w:sz w:val="20"/>
-              </w:rPr>
-              <w:t>家政課一頁講義  ·  材料＋步驟  ·  看完就能做</w:t>
-            </w:r>
-          </w:p>
-        </w:tc>
-      </w:tr>
-      <w:tr>
-        <w:trPr>
-          <w:cantSplit/>
-        </w:trPr>
-        <w:tc>
-          <w:tcPr>
-            <w:tcW w:type="dxa" w:w="10488"/>
-            <w:gridSpan w:val="2"/>
-            <w:shd w:fill="FF9F43" w:val="clear"/>
-            <w:tcMar>
-              <w:top w:w="50" w:type="dxa"/>
+              <w:top w:w="60" w:type="dxa"/>
               <w:left w:w="120" w:type="dxa"/>
-              <w:bottom w:w="50" w:type="dxa"/>
+              <w:bottom w:w="60" w:type="dxa"/>
               <w:right w:w="120" w:type="dxa"/>
             </w:tcMar>
           </w:tcPr>
@@ -106,7 +45,64 @@
                 <w:rFonts w:ascii="Hiragino Sans GB" w:hAnsi="Hiragino Sans GB" w:eastAsia="Hiragino Sans GB"/>
                 <w:b/>
                 <w:color w:val="FFFFFF"/>
-                <w:sz w:val="26"/>
+                <w:sz w:val="18"/>
+              </w:rPr>
+              <w:t>中式甜點動手做</w:t>
+            </w:r>
+          </w:p>
+          <w:p>
+            <w:pPr>
+              <w:spacing w:before="0" w:after="20" w:line="259" w:lineRule="auto"/>
+            </w:pPr>
+            <w:r>
+              <w:rPr>
+                <w:rFonts w:ascii="Hiragino Sans GB" w:hAnsi="Hiragino Sans GB" w:eastAsia="Hiragino Sans GB"/>
+                <w:b/>
+                <w:color w:val="FFFFFF"/>
+                <w:sz w:val="40"/>
+              </w:rPr>
+              <w:t>雪梨菊花銀耳凍</w:t>
+            </w:r>
+          </w:p>
+          <w:p>
+            <w:pPr>
+              <w:spacing w:before="0" w:after="20" w:line="259" w:lineRule="auto"/>
+            </w:pPr>
+            <w:r>
+              <w:rPr>
+                <w:rFonts w:ascii="Hiragino Sans GB" w:hAnsi="Hiragino Sans GB" w:eastAsia="Hiragino Sans GB"/>
+                <w:b w:val="0"/>
+                <w:color w:val="FFFFFF"/>
+                <w:sz w:val="18"/>
+              </w:rPr>
+              <w:t>家政課一頁講義  ·  材料＋步驟＋小圖  ·  看完就能做</w:t>
+            </w:r>
+          </w:p>
+        </w:tc>
+      </w:tr>
+      <w:tr>
+        <w:tc>
+          <w:tcPr>
+            <w:tcW w:type="dxa" w:w="10658"/>
+            <w:gridSpan w:val="4"/>
+            <w:shd w:fill="FF9F43" w:val="clear"/>
+            <w:tcMar>
+              <w:top w:w="36" w:type="dxa"/>
+              <w:left w:w="120" w:type="dxa"/>
+              <w:bottom w:w="36" w:type="dxa"/>
+              <w:right w:w="120" w:type="dxa"/>
+            </w:tcMar>
+          </w:tcPr>
+          <w:p>
+            <w:pPr>
+              <w:spacing w:before="0" w:after="0" w:line="259" w:lineRule="auto"/>
+            </w:pPr>
+            <w:r>
+              <w:rPr>
+                <w:rFonts w:ascii="Hiragino Sans GB" w:hAnsi="Hiragino Sans GB" w:eastAsia="Hiragino Sans GB"/>
+                <w:b/>
+                <w:color w:val="FFFFFF"/>
+                <w:sz w:val="24"/>
               </w:rPr>
               <w:t>一、所需要的材料</w:t>
             </w:r>
@@ -114,31 +110,29 @@
         </w:tc>
       </w:tr>
       <w:tr>
-        <w:trPr>
-          <w:cantSplit/>
-        </w:trPr>
         <w:tc>
           <w:tcPr>
-            <w:tcW w:type="dxa" w:w="6350"/>
+            <w:tcW w:type="dxa" w:w="5329"/>
+            <w:gridSpan w:val="2"/>
             <w:shd w:fill="FFF6E8" w:val="clear"/>
             <w:tcMar>
-              <w:top w:w="80" w:type="dxa"/>
-              <w:left w:w="120" w:type="dxa"/>
-              <w:bottom w:w="80" w:type="dxa"/>
-              <w:right w:w="80" w:type="dxa"/>
+              <w:top w:w="50" w:type="dxa"/>
+              <w:left w:w="100" w:type="dxa"/>
+              <w:bottom w:w="50" w:type="dxa"/>
+              <w:right w:w="60" w:type="dxa"/>
             </w:tcMar>
             <w:vAlign w:val="center"/>
           </w:tcPr>
           <w:p>
             <w:pPr>
-              <w:spacing w:before="20" w:after="60" w:line="252" w:lineRule="auto"/>
+              <w:spacing w:before="0" w:after="20" w:line="245" w:lineRule="auto"/>
             </w:pPr>
             <w:r>
               <w:rPr>
                 <w:rFonts w:ascii="Hiragino Sans GB" w:hAnsi="Hiragino Sans GB" w:eastAsia="Hiragino Sans GB"/>
                 <w:b/>
                 <w:color w:val="FF9F43"/>
-                <w:sz w:val="24"/>
+                <w:sz w:val="22"/>
               </w:rPr>
               <w:t>•  雪梨</w:t>
             </w:r>
@@ -147,21 +141,21 @@
                 <w:rFonts w:ascii="Hiragino Sans GB" w:hAnsi="Hiragino Sans GB" w:eastAsia="Hiragino Sans GB"/>
                 <w:b/>
                 <w:color w:val="3A2A42"/>
-                <w:sz w:val="24"/>
+                <w:sz w:val="22"/>
               </w:rPr>
               <w:t xml:space="preserve">　　去皮切丁</w:t>
             </w:r>
           </w:p>
           <w:p>
             <w:pPr>
-              <w:spacing w:before="20" w:after="60" w:line="252" w:lineRule="auto"/>
+              <w:spacing w:before="0" w:after="20" w:line="245" w:lineRule="auto"/>
             </w:pPr>
             <w:r>
               <w:rPr>
                 <w:rFonts w:ascii="Hiragino Sans GB" w:hAnsi="Hiragino Sans GB" w:eastAsia="Hiragino Sans GB"/>
                 <w:b/>
                 <w:color w:val="FF9F43"/>
-                <w:sz w:val="24"/>
+                <w:sz w:val="22"/>
               </w:rPr>
               <w:t>•  銀耳</w:t>
             </w:r>
@@ -170,21 +164,21 @@
                 <w:rFonts w:ascii="Hiragino Sans GB" w:hAnsi="Hiragino Sans GB" w:eastAsia="Hiragino Sans GB"/>
                 <w:b/>
                 <w:color w:val="3A2A42"/>
-                <w:sz w:val="24"/>
+                <w:sz w:val="22"/>
               </w:rPr>
               <w:t xml:space="preserve">　　適量</w:t>
             </w:r>
           </w:p>
           <w:p>
             <w:pPr>
-              <w:spacing w:before="20" w:after="60" w:line="252" w:lineRule="auto"/>
+              <w:spacing w:before="0" w:after="20" w:line="245" w:lineRule="auto"/>
             </w:pPr>
             <w:r>
               <w:rPr>
                 <w:rFonts w:ascii="Hiragino Sans GB" w:hAnsi="Hiragino Sans GB" w:eastAsia="Hiragino Sans GB"/>
                 <w:b/>
                 <w:color w:val="FF9F43"/>
-                <w:sz w:val="24"/>
+                <w:sz w:val="22"/>
               </w:rPr>
               <w:t>•  冰糖</w:t>
             </w:r>
@@ -193,21 +187,21 @@
                 <w:rFonts w:ascii="Hiragino Sans GB" w:hAnsi="Hiragino Sans GB" w:eastAsia="Hiragino Sans GB"/>
                 <w:b/>
                 <w:color w:val="3A2A42"/>
-                <w:sz w:val="24"/>
+                <w:sz w:val="22"/>
               </w:rPr>
               <w:t xml:space="preserve">　　適量</w:t>
             </w:r>
           </w:p>
           <w:p>
             <w:pPr>
-              <w:spacing w:before="20" w:after="60" w:line="252" w:lineRule="auto"/>
+              <w:spacing w:before="0" w:after="20" w:line="245" w:lineRule="auto"/>
             </w:pPr>
             <w:r>
               <w:rPr>
                 <w:rFonts w:ascii="Hiragino Sans GB" w:hAnsi="Hiragino Sans GB" w:eastAsia="Hiragino Sans GB"/>
                 <w:b/>
                 <w:color w:val="FF9F43"/>
-                <w:sz w:val="24"/>
+                <w:sz w:val="22"/>
               </w:rPr>
               <w:t>•  菊花</w:t>
             </w:r>
@@ -216,21 +210,21 @@
                 <w:rFonts w:ascii="Hiragino Sans GB" w:hAnsi="Hiragino Sans GB" w:eastAsia="Hiragino Sans GB"/>
                 <w:b/>
                 <w:color w:val="3A2A42"/>
-                <w:sz w:val="24"/>
+                <w:sz w:val="22"/>
               </w:rPr>
               <w:t xml:space="preserve">　　泡茶＋入模各用</w:t>
             </w:r>
           </w:p>
           <w:p>
             <w:pPr>
-              <w:spacing w:before="20" w:after="60" w:line="252" w:lineRule="auto"/>
+              <w:spacing w:before="0" w:after="20" w:line="245" w:lineRule="auto"/>
             </w:pPr>
             <w:r>
               <w:rPr>
                 <w:rFonts w:ascii="Hiragino Sans GB" w:hAnsi="Hiragino Sans GB" w:eastAsia="Hiragino Sans GB"/>
                 <w:b/>
                 <w:color w:val="FF9F43"/>
-                <w:sz w:val="24"/>
+                <w:sz w:val="22"/>
               </w:rPr>
               <w:t>•  雪梨銀耳湯 + 白涼粉</w:t>
             </w:r>
@@ -239,21 +233,21 @@
                 <w:rFonts w:ascii="Hiragino Sans GB" w:hAnsi="Hiragino Sans GB" w:eastAsia="Hiragino Sans GB"/>
                 <w:b/>
                 <w:color w:val="3A2A42"/>
-                <w:sz w:val="24"/>
+                <w:sz w:val="22"/>
               </w:rPr>
               <w:t xml:space="preserve">　　200 g + 20 g</w:t>
             </w:r>
           </w:p>
           <w:p>
             <w:pPr>
-              <w:spacing w:before="20" w:after="60" w:line="252" w:lineRule="auto"/>
+              <w:spacing w:before="0" w:after="20" w:line="245" w:lineRule="auto"/>
             </w:pPr>
             <w:r>
               <w:rPr>
                 <w:rFonts w:ascii="Hiragino Sans GB" w:hAnsi="Hiragino Sans GB" w:eastAsia="Hiragino Sans GB"/>
                 <w:b/>
                 <w:color w:val="FF9F43"/>
-                <w:sz w:val="24"/>
+                <w:sz w:val="22"/>
               </w:rPr>
               <w:t>•  菊花茶 + 白涼粉</w:t>
             </w:r>
@@ -262,21 +256,21 @@
                 <w:rFonts w:ascii="Hiragino Sans GB" w:hAnsi="Hiragino Sans GB" w:eastAsia="Hiragino Sans GB"/>
                 <w:b/>
                 <w:color w:val="3A2A42"/>
-                <w:sz w:val="24"/>
+                <w:sz w:val="22"/>
               </w:rPr>
               <w:t xml:space="preserve">　　100 g + 10 g</w:t>
             </w:r>
           </w:p>
           <w:p>
             <w:pPr>
-              <w:spacing w:before="20" w:after="60" w:line="252" w:lineRule="auto"/>
+              <w:spacing w:before="0" w:after="20" w:line="245" w:lineRule="auto"/>
             </w:pPr>
             <w:r>
               <w:rPr>
                 <w:rFonts w:ascii="Hiragino Sans GB" w:hAnsi="Hiragino Sans GB" w:eastAsia="Hiragino Sans GB"/>
                 <w:b/>
                 <w:color w:val="FF9F43"/>
-                <w:sz w:val="24"/>
+                <w:sz w:val="22"/>
               </w:rPr>
               <w:t>•  泡好的菊花</w:t>
             </w:r>
@@ -285,7 +279,7 @@
                 <w:rFonts w:ascii="Hiragino Sans GB" w:hAnsi="Hiragino Sans GB" w:eastAsia="Hiragino Sans GB"/>
                 <w:b/>
                 <w:color w:val="3A2A42"/>
-                <w:sz w:val="24"/>
+                <w:sz w:val="22"/>
               </w:rPr>
               <w:t xml:space="preserve">　　1 朵</w:t>
             </w:r>
@@ -293,25 +287,26 @@
         </w:tc>
         <w:tc>
           <w:tcPr>
-            <w:tcW w:type="dxa" w:w="4138"/>
+            <w:tcW w:type="dxa" w:w="5329"/>
+            <w:gridSpan w:val="2"/>
             <w:shd w:fill="FFF6E8" w:val="clear"/>
             <w:tcMar>
-              <w:top w:w="80" w:type="dxa"/>
-              <w:left w:w="50" w:type="dxa"/>
-              <w:bottom w:w="50" w:type="dxa"/>
-              <w:right w:w="80" w:type="dxa"/>
+              <w:top w:w="50" w:type="dxa"/>
+              <w:left w:w="40" w:type="dxa"/>
+              <w:bottom w:w="30" w:type="dxa"/>
+              <w:right w:w="50" w:type="dxa"/>
             </w:tcMar>
             <w:vAlign w:val="center"/>
           </w:tcPr>
           <w:p>
             <w:pPr>
-              <w:spacing w:before="40" w:after="40"/>
+              <w:spacing w:before="0" w:after="0"/>
               <w:jc w:val="center"/>
             </w:pPr>
             <w:r>
               <w:drawing>
                 <wp:inline xmlns:a="http://schemas.openxmlformats.org/drawingml/2006/main" xmlns:pic="http://schemas.openxmlformats.org/drawingml/2006/picture">
-                  <wp:extent cx="2520000" cy="1417500"/>
+                  <wp:extent cx="1944000" cy="1093500"/>
                   <wp:docPr id="1" name="Picture 1"/>
                   <wp:cNvGraphicFramePr>
                     <a:graphicFrameLocks noChangeAspect="1"/>
@@ -332,7 +327,7 @@
                         <pic:spPr>
                           <a:xfrm>
                             <a:off x="0" y="0"/>
-                            <a:ext cx="2520000" cy="1417500"/>
+                            <a:ext cx="1944000" cy="1093500"/>
                           </a:xfrm>
                           <a:prstGeom prst="rect"/>
                         </pic:spPr>
@@ -345,7 +340,7 @@
           </w:p>
           <w:p>
             <w:pPr>
-              <w:spacing w:before="40" w:after="0"/>
+              <w:spacing w:before="20" w:after="0"/>
               <w:jc w:val="center"/>
             </w:pPr>
             <w:r>
@@ -353,7 +348,7 @@
                 <w:rFonts w:ascii="Hiragino Sans GB" w:hAnsi="Hiragino Sans GB" w:eastAsia="Hiragino Sans GB"/>
                 <w:b/>
                 <w:color w:val="FF9F43"/>
-                <w:sz w:val="18"/>
+                <w:sz w:val="16"/>
               </w:rPr>
               <w:t>成品參考</w:t>
             </w:r>
@@ -361,18 +356,15 @@
         </w:tc>
       </w:tr>
       <w:tr>
-        <w:trPr>
-          <w:cantSplit/>
-        </w:trPr>
         <w:tc>
           <w:tcPr>
-            <w:tcW w:type="dxa" w:w="10488"/>
-            <w:gridSpan w:val="2"/>
+            <w:tcW w:type="dxa" w:w="10658"/>
+            <w:gridSpan w:val="4"/>
             <w:shd w:fill="FFF6E8" w:val="clear"/>
             <w:tcMar>
-              <w:top w:w="40" w:type="dxa"/>
+              <w:top w:w="30" w:type="dxa"/>
               <w:left w:w="120" w:type="dxa"/>
-              <w:bottom w:w="80" w:type="dxa"/>
+              <w:bottom w:w="50" w:type="dxa"/>
               <w:right w:w="120" w:type="dxa"/>
             </w:tcMar>
           </w:tcPr>
@@ -385,7 +377,7 @@
                 <w:rFonts w:ascii="Hiragino Sans GB" w:hAnsi="Hiragino Sans GB" w:eastAsia="Hiragino Sans GB"/>
                 <w:b w:val="0"/>
                 <w:color w:val="5A5060"/>
-                <w:sz w:val="20"/>
+                <w:sz w:val="18"/>
               </w:rPr>
               <w:t>好記口訣：湯／茶 : 白涼粉 ＝ 10 : 1。這樣凍起來 Q 彈，又不會太硬。</w:t>
             </w:r>
@@ -393,18 +385,15 @@
         </w:tc>
       </w:tr>
       <w:tr>
-        <w:trPr>
-          <w:cantSplit/>
-        </w:trPr>
         <w:tc>
           <w:tcPr>
-            <w:tcW w:type="dxa" w:w="10488"/>
-            <w:gridSpan w:val="2"/>
+            <w:tcW w:type="dxa" w:w="10658"/>
+            <w:gridSpan w:val="4"/>
             <w:shd w:fill="FF9F43" w:val="clear"/>
             <w:tcMar>
-              <w:top w:w="50" w:type="dxa"/>
+              <w:top w:w="36" w:type="dxa"/>
               <w:left w:w="120" w:type="dxa"/>
-              <w:bottom w:w="50" w:type="dxa"/>
+              <w:bottom w:w="36" w:type="dxa"/>
               <w:right w:w="120" w:type="dxa"/>
             </w:tcMar>
           </w:tcPr>
@@ -417,7 +406,7 @@
                 <w:rFonts w:ascii="Hiragino Sans GB" w:hAnsi="Hiragino Sans GB" w:eastAsia="Hiragino Sans GB"/>
                 <w:b/>
                 <w:color w:val="FFFFFF"/>
-                <w:sz w:val="26"/>
+                <w:sz w:val="24"/>
               </w:rPr>
               <w:t>二、製作步驟</w:t>
             </w:r>
@@ -426,30 +415,83 @@
       </w:tr>
       <w:tr>
         <w:trPr>
-          <w:cantSplit/>
+          <w:trHeight w:val="1446" w:hRule="atLeast"/>
         </w:trPr>
         <w:tc>
           <w:tcPr>
-            <w:tcW w:type="dxa" w:w="10488"/>
-            <w:gridSpan w:val="2"/>
+            <w:tcW w:type="dxa" w:w="1899"/>
+            <w:shd w:fill="FFFFFF" w:val="clear"/>
+            <w:tcMar>
+              <w:top w:w="40" w:type="dxa"/>
+              <w:left w:w="40" w:type="dxa"/>
+              <w:bottom w:w="40" w:type="dxa"/>
+              <w:right w:w="40" w:type="dxa"/>
+            </w:tcMar>
+            <w:vAlign w:val="center"/>
+          </w:tcPr>
+          <w:p>
+            <w:pPr>
+              <w:spacing w:before="0" w:after="0"/>
+              <w:jc w:val="center"/>
+            </w:pPr>
+            <w:r>
+              <w:drawing>
+                <wp:inline xmlns:a="http://schemas.openxmlformats.org/drawingml/2006/main" xmlns:pic="http://schemas.openxmlformats.org/drawingml/2006/picture">
+                  <wp:extent cx="1098000" cy="617625"/>
+                  <wp:docPr id="2" name="Picture 2"/>
+                  <wp:cNvGraphicFramePr>
+                    <a:graphicFrameLocks noChangeAspect="1"/>
+                  </wp:cNvGraphicFramePr>
+                  <a:graphic>
+                    <a:graphicData uri="http://schemas.openxmlformats.org/drawingml/2006/picture">
+                      <pic:pic>
+                        <pic:nvPicPr>
+                          <pic:cNvPr id="0" name="xl_bloom.jpg"/>
+                          <pic:cNvPicPr/>
+                        </pic:nvPicPr>
+                        <pic:blipFill>
+                          <a:blip r:embed="rId10"/>
+                          <a:stretch>
+                            <a:fillRect/>
+                          </a:stretch>
+                        </pic:blipFill>
+                        <pic:spPr>
+                          <a:xfrm>
+                            <a:off x="0" y="0"/>
+                            <a:ext cx="1098000" cy="617625"/>
+                          </a:xfrm>
+                          <a:prstGeom prst="rect"/>
+                        </pic:spPr>
+                      </pic:pic>
+                    </a:graphicData>
+                  </a:graphic>
+                </wp:inline>
+              </w:drawing>
+            </w:r>
+          </w:p>
+        </w:tc>
+        <w:tc>
+          <w:tcPr>
+            <w:tcW w:type="dxa" w:w="3430"/>
             <w:shd w:fill="FFFFFF" w:val="clear"/>
             <w:tcMar>
               <w:top w:w="50" w:type="dxa"/>
-              <w:left w:w="120" w:type="dxa"/>
+              <w:left w:w="60" w:type="dxa"/>
               <w:bottom w:w="50" w:type="dxa"/>
-              <w:right w:w="120" w:type="dxa"/>
+              <w:right w:w="80" w:type="dxa"/>
             </w:tcMar>
+            <w:vAlign w:val="center"/>
           </w:tcPr>
           <w:p>
             <w:pPr>
-              <w:spacing w:before="20" w:after="20" w:line="259" w:lineRule="auto"/>
+              <w:spacing w:before="0" w:after="0" w:line="259" w:lineRule="auto"/>
             </w:pPr>
             <w:r>
               <w:rPr>
                 <w:rFonts w:ascii="Hiragino Sans GB" w:hAnsi="Hiragino Sans GB" w:eastAsia="Hiragino Sans GB"/>
                 <w:b/>
                 <w:color w:val="FF5C8A"/>
-                <w:sz w:val="24"/>
+                <w:sz w:val="22"/>
               </w:rPr>
               <w:t xml:space="preserve">1.  </w:t>
             </w:r>
@@ -458,39 +500,87 @@
                 <w:rFonts w:ascii="Hiragino Sans GB" w:hAnsi="Hiragino Sans GB" w:eastAsia="Hiragino Sans GB"/>
                 <w:b w:val="0"/>
                 <w:color w:val="3A2A42"/>
-                <w:sz w:val="24"/>
+                <w:sz w:val="22"/>
               </w:rPr>
               <w:t>先用熱水泡一壺菊花茶，備用。</w:t>
             </w:r>
           </w:p>
         </w:tc>
-      </w:tr>
-      <w:tr>
-        <w:trPr>
-          <w:cantSplit/>
-        </w:trPr>
         <w:tc>
           <w:tcPr>
-            <w:tcW w:type="dxa" w:w="10488"/>
-            <w:gridSpan w:val="2"/>
-            <w:shd w:fill="FFF6E8" w:val="clear"/>
+            <w:tcW w:type="dxa" w:w="1899"/>
+            <w:shd w:fill="FFFFFF" w:val="clear"/>
             <w:tcMar>
-              <w:top w:w="50" w:type="dxa"/>
-              <w:left w:w="120" w:type="dxa"/>
-              <w:bottom w:w="50" w:type="dxa"/>
-              <w:right w:w="120" w:type="dxa"/>
+              <w:top w:w="40" w:type="dxa"/>
+              <w:left w:w="40" w:type="dxa"/>
+              <w:bottom w:w="40" w:type="dxa"/>
+              <w:right w:w="40" w:type="dxa"/>
             </w:tcMar>
+            <w:vAlign w:val="center"/>
           </w:tcPr>
           <w:p>
             <w:pPr>
-              <w:spacing w:before="20" w:after="20" w:line="259" w:lineRule="auto"/>
+              <w:spacing w:before="0" w:after="0"/>
+              <w:jc w:val="center"/>
+            </w:pPr>
+            <w:r>
+              <w:drawing>
+                <wp:inline xmlns:a="http://schemas.openxmlformats.org/drawingml/2006/main" xmlns:pic="http://schemas.openxmlformats.org/drawingml/2006/picture">
+                  <wp:extent cx="1098000" cy="617625"/>
+                  <wp:docPr id="3" name="Picture 3"/>
+                  <wp:cNvGraphicFramePr>
+                    <a:graphicFrameLocks noChangeAspect="1"/>
+                  </wp:cNvGraphicFramePr>
+                  <a:graphic>
+                    <a:graphicData uri="http://schemas.openxmlformats.org/drawingml/2006/picture">
+                      <pic:pic>
+                        <pic:nvPicPr>
+                          <pic:cNvPr id="0" name="xl_cut.jpg"/>
+                          <pic:cNvPicPr/>
+                        </pic:nvPicPr>
+                        <pic:blipFill>
+                          <a:blip r:embed="rId11"/>
+                          <a:stretch>
+                            <a:fillRect/>
+                          </a:stretch>
+                        </pic:blipFill>
+                        <pic:spPr>
+                          <a:xfrm>
+                            <a:off x="0" y="0"/>
+                            <a:ext cx="1098000" cy="617625"/>
+                          </a:xfrm>
+                          <a:prstGeom prst="rect"/>
+                        </pic:spPr>
+                      </pic:pic>
+                    </a:graphicData>
+                  </a:graphic>
+                </wp:inline>
+              </w:drawing>
+            </w:r>
+          </w:p>
+        </w:tc>
+        <w:tc>
+          <w:tcPr>
+            <w:tcW w:type="dxa" w:w="3430"/>
+            <w:shd w:fill="FFFFFF" w:val="clear"/>
+            <w:tcMar>
+              <w:top w:w="50" w:type="dxa"/>
+              <w:left w:w="60" w:type="dxa"/>
+              <w:bottom w:w="50" w:type="dxa"/>
+              <w:right w:w="80" w:type="dxa"/>
+            </w:tcMar>
+            <w:vAlign w:val="center"/>
+          </w:tcPr>
+          <w:p>
+            <w:pPr>
+              <w:spacing w:before="0" w:after="0" w:line="259" w:lineRule="auto"/>
             </w:pPr>
             <w:r>
               <w:rPr>
                 <w:rFonts w:ascii="Hiragino Sans GB" w:hAnsi="Hiragino Sans GB" w:eastAsia="Hiragino Sans GB"/>
                 <w:b/>
                 <w:color w:val="FF9F43"/>
-                <w:sz w:val="24"/>
+                <w:sz w:val="22"/>
               </w:rPr>
               <w:t xml:space="preserve">2.  </w:t>
             </w:r>
@@ -499,7 +589,7 @@
                 <w:rFonts w:ascii="Hiragino Sans GB" w:hAnsi="Hiragino Sans GB" w:eastAsia="Hiragino Sans GB"/>
                 <w:b w:val="0"/>
                 <w:color w:val="3A2A42"/>
-                <w:sz w:val="24"/>
+                <w:sz w:val="22"/>
               </w:rPr>
               <w:t>雪梨削皮、去核，切成均勻小丁。</w:t>
             </w:r>
@@ -508,30 +598,83 @@
       </w:tr>
       <w:tr>
         <w:trPr>
-          <w:cantSplit/>
+          <w:trHeight w:val="1446" w:hRule="atLeast"/>
         </w:trPr>
         <w:tc>
           <w:tcPr>
-            <w:tcW w:type="dxa" w:w="10488"/>
-            <w:gridSpan w:val="2"/>
-            <w:shd w:fill="FFFFFF" w:val="clear"/>
+            <w:tcW w:type="dxa" w:w="1899"/>
+            <w:shd w:fill="FFF6E8" w:val="clear"/>
             <w:tcMar>
-              <w:top w:w="50" w:type="dxa"/>
-              <w:left w:w="120" w:type="dxa"/>
-              <w:bottom w:w="50" w:type="dxa"/>
-              <w:right w:w="120" w:type="dxa"/>
+              <w:top w:w="40" w:type="dxa"/>
+              <w:left w:w="40" w:type="dxa"/>
+              <w:bottom w:w="40" w:type="dxa"/>
+              <w:right w:w="40" w:type="dxa"/>
             </w:tcMar>
+            <w:vAlign w:val="center"/>
           </w:tcPr>
           <w:p>
             <w:pPr>
-              <w:spacing w:before="20" w:after="20" w:line="259" w:lineRule="auto"/>
+              <w:spacing w:before="0" w:after="0"/>
+              <w:jc w:val="center"/>
+            </w:pPr>
+            <w:r>
+              <w:drawing>
+                <wp:inline xmlns:a="http://schemas.openxmlformats.org/drawingml/2006/main" xmlns:pic="http://schemas.openxmlformats.org/drawingml/2006/picture">
+                  <wp:extent cx="1098000" cy="617625"/>
+                  <wp:docPr id="4" name="Picture 4"/>
+                  <wp:cNvGraphicFramePr>
+                    <a:graphicFrameLocks noChangeAspect="1"/>
+                  </wp:cNvGraphicFramePr>
+                  <a:graphic>
+                    <a:graphicData uri="http://schemas.openxmlformats.org/drawingml/2006/picture">
+                      <pic:pic>
+                        <pic:nvPicPr>
+                          <pic:cNvPr id="0" name="xl_fungus.jpg"/>
+                          <pic:cNvPicPr/>
+                        </pic:nvPicPr>
+                        <pic:blipFill>
+                          <a:blip r:embed="rId12"/>
+                          <a:stretch>
+                            <a:fillRect/>
+                          </a:stretch>
+                        </pic:blipFill>
+                        <pic:spPr>
+                          <a:xfrm>
+                            <a:off x="0" y="0"/>
+                            <a:ext cx="1098000" cy="617625"/>
+                          </a:xfrm>
+                          <a:prstGeom prst="rect"/>
+                        </pic:spPr>
+                      </pic:pic>
+                    </a:graphicData>
+                  </a:graphic>
+                </wp:inline>
+              </w:drawing>
+            </w:r>
+          </w:p>
+        </w:tc>
+        <w:tc>
+          <w:tcPr>
+            <w:tcW w:type="dxa" w:w="3430"/>
+            <w:shd w:fill="FFF6E8" w:val="clear"/>
+            <w:tcMar>
+              <w:top w:w="50" w:type="dxa"/>
+              <w:left w:w="60" w:type="dxa"/>
+              <w:bottom w:w="50" w:type="dxa"/>
+              <w:right w:w="80" w:type="dxa"/>
+            </w:tcMar>
+            <w:vAlign w:val="center"/>
+          </w:tcPr>
+          <w:p>
+            <w:pPr>
+              <w:spacing w:before="0" w:after="0" w:line="259" w:lineRule="auto"/>
             </w:pPr>
             <w:r>
               <w:rPr>
                 <w:rFonts w:ascii="Hiragino Sans GB" w:hAnsi="Hiragino Sans GB" w:eastAsia="Hiragino Sans GB"/>
                 <w:b/>
                 <w:color w:val="2ED4A0"/>
-                <w:sz w:val="24"/>
+                <w:sz w:val="22"/>
               </w:rPr>
               <w:t xml:space="preserve">3.  </w:t>
             </w:r>
@@ -540,39 +683,87 @@
                 <w:rFonts w:ascii="Hiragino Sans GB" w:hAnsi="Hiragino Sans GB" w:eastAsia="Hiragino Sans GB"/>
                 <w:b w:val="0"/>
                 <w:color w:val="3A2A42"/>
-                <w:sz w:val="24"/>
+                <w:sz w:val="22"/>
               </w:rPr>
-              <w:t>雪梨丁放進熱水，加入銀耳，蓋上蓋子悶煮大約半小時。</w:t>
+              <w:t>雪梨丁加銀耳，蓋上蓋子悶煮大約半小時。</w:t>
             </w:r>
           </w:p>
         </w:tc>
-      </w:tr>
-      <w:tr>
-        <w:trPr>
-          <w:cantSplit/>
-        </w:trPr>
         <w:tc>
           <w:tcPr>
-            <w:tcW w:type="dxa" w:w="10488"/>
-            <w:gridSpan w:val="2"/>
+            <w:tcW w:type="dxa" w:w="1899"/>
+            <w:shd w:fill="FFF6E8" w:val="clear"/>
+            <w:tcMar>
+              <w:top w:w="40" w:type="dxa"/>
+              <w:left w:w="40" w:type="dxa"/>
+              <w:bottom w:w="40" w:type="dxa"/>
+              <w:right w:w="40" w:type="dxa"/>
+            </w:tcMar>
+            <w:vAlign w:val="center"/>
+          </w:tcPr>
+          <w:p>
+            <w:pPr>
+              <w:spacing w:before="0" w:after="0"/>
+              <w:jc w:val="center"/>
+            </w:pPr>
+            <w:r>
+              <w:drawing>
+                <wp:inline xmlns:a="http://schemas.openxmlformats.org/drawingml/2006/main" xmlns:pic="http://schemas.openxmlformats.org/drawingml/2006/picture">
+                  <wp:extent cx="1098000" cy="617625"/>
+                  <wp:docPr id="5" name="Picture 5"/>
+                  <wp:cNvGraphicFramePr>
+                    <a:graphicFrameLocks noChangeAspect="1"/>
+                  </wp:cNvGraphicFramePr>
+                  <a:graphic>
+                    <a:graphicData uri="http://schemas.openxmlformats.org/drawingml/2006/picture">
+                      <pic:pic>
+                        <pic:nvPicPr>
+                          <pic:cNvPr id="0" name="xl_sugar.jpg"/>
+                          <pic:cNvPicPr/>
+                        </pic:nvPicPr>
+                        <pic:blipFill>
+                          <a:blip r:embed="rId13"/>
+                          <a:stretch>
+                            <a:fillRect/>
+                          </a:stretch>
+                        </pic:blipFill>
+                        <pic:spPr>
+                          <a:xfrm>
+                            <a:off x="0" y="0"/>
+                            <a:ext cx="1098000" cy="617625"/>
+                          </a:xfrm>
+                          <a:prstGeom prst="rect"/>
+                        </pic:spPr>
+                      </pic:pic>
+                    </a:graphicData>
+                  </a:graphic>
+                </wp:inline>
+              </w:drawing>
+            </w:r>
+          </w:p>
+        </w:tc>
+        <w:tc>
+          <w:tcPr>
+            <w:tcW w:type="dxa" w:w="3430"/>
             <w:shd w:fill="FFF6E8" w:val="clear"/>
             <w:tcMar>
               <w:top w:w="50" w:type="dxa"/>
-              <w:left w:w="120" w:type="dxa"/>
+              <w:left w:w="60" w:type="dxa"/>
               <w:bottom w:w="50" w:type="dxa"/>
-              <w:right w:w="120" w:type="dxa"/>
+              <w:right w:w="80" w:type="dxa"/>
             </w:tcMar>
+            <w:vAlign w:val="center"/>
           </w:tcPr>
           <w:p>
             <w:pPr>
-              <w:spacing w:before="20" w:after="20" w:line="259" w:lineRule="auto"/>
+              <w:spacing w:before="0" w:after="0" w:line="259" w:lineRule="auto"/>
             </w:pPr>
             <w:r>
               <w:rPr>
                 <w:rFonts w:ascii="Hiragino Sans GB" w:hAnsi="Hiragino Sans GB" w:eastAsia="Hiragino Sans GB"/>
                 <w:b/>
                 <w:color w:val="4DC1FF"/>
-                <w:sz w:val="24"/>
+                <w:sz w:val="22"/>
               </w:rPr>
               <w:t xml:space="preserve">4.  </w:t>
             </w:r>
@@ -581,7 +772,7 @@
                 <w:rFonts w:ascii="Hiragino Sans GB" w:hAnsi="Hiragino Sans GB" w:eastAsia="Hiragino Sans GB"/>
                 <w:b w:val="0"/>
                 <w:color w:val="3A2A42"/>
-                <w:sz w:val="24"/>
+                <w:sz w:val="22"/>
               </w:rPr>
               <w:t>銀耳軟了以後，加入冰糖攪到溶化並煮沸。</w:t>
             </w:r>
@@ -590,30 +781,83 @@
       </w:tr>
       <w:tr>
         <w:trPr>
-          <w:cantSplit/>
+          <w:trHeight w:val="1446" w:hRule="atLeast"/>
         </w:trPr>
         <w:tc>
           <w:tcPr>
-            <w:tcW w:type="dxa" w:w="10488"/>
-            <w:gridSpan w:val="2"/>
+            <w:tcW w:type="dxa" w:w="1899"/>
+            <w:shd w:fill="FFFFFF" w:val="clear"/>
+            <w:tcMar>
+              <w:top w:w="40" w:type="dxa"/>
+              <w:left w:w="40" w:type="dxa"/>
+              <w:bottom w:w="40" w:type="dxa"/>
+              <w:right w:w="40" w:type="dxa"/>
+            </w:tcMar>
+            <w:vAlign w:val="center"/>
+          </w:tcPr>
+          <w:p>
+            <w:pPr>
+              <w:spacing w:before="0" w:after="0"/>
+              <w:jc w:val="center"/>
+            </w:pPr>
+            <w:r>
+              <w:drawing>
+                <wp:inline xmlns:a="http://schemas.openxmlformats.org/drawingml/2006/main" xmlns:pic="http://schemas.openxmlformats.org/drawingml/2006/picture">
+                  <wp:extent cx="1098000" cy="617625"/>
+                  <wp:docPr id="6" name="Picture 6"/>
+                  <wp:cNvGraphicFramePr>
+                    <a:graphicFrameLocks noChangeAspect="1"/>
+                  </wp:cNvGraphicFramePr>
+                  <a:graphic>
+                    <a:graphicData uri="http://schemas.openxmlformats.org/drawingml/2006/picture">
+                      <pic:pic>
+                        <pic:nvPicPr>
+                          <pic:cNvPr id="0" name="xl_powder.jpg"/>
+                          <pic:cNvPicPr/>
+                        </pic:nvPicPr>
+                        <pic:blipFill>
+                          <a:blip r:embed="rId14"/>
+                          <a:stretch>
+                            <a:fillRect/>
+                          </a:stretch>
+                        </pic:blipFill>
+                        <pic:spPr>
+                          <a:xfrm>
+                            <a:off x="0" y="0"/>
+                            <a:ext cx="1098000" cy="617625"/>
+                          </a:xfrm>
+                          <a:prstGeom prst="rect"/>
+                        </pic:spPr>
+                      </pic:pic>
+                    </a:graphicData>
+                  </a:graphic>
+                </wp:inline>
+              </w:drawing>
+            </w:r>
+          </w:p>
+        </w:tc>
+        <w:tc>
+          <w:tcPr>
+            <w:tcW w:type="dxa" w:w="3430"/>
             <w:shd w:fill="FFFFFF" w:val="clear"/>
             <w:tcMar>
               <w:top w:w="50" w:type="dxa"/>
-              <w:left w:w="120" w:type="dxa"/>
+              <w:left w:w="60" w:type="dxa"/>
               <w:bottom w:w="50" w:type="dxa"/>
-              <w:right w:w="120" w:type="dxa"/>
+              <w:right w:w="80" w:type="dxa"/>
             </w:tcMar>
+            <w:vAlign w:val="center"/>
           </w:tcPr>
           <w:p>
             <w:pPr>
-              <w:spacing w:before="20" w:after="20" w:line="259" w:lineRule="auto"/>
+              <w:spacing w:before="0" w:after="0" w:line="259" w:lineRule="auto"/>
             </w:pPr>
             <w:r>
               <w:rPr>
                 <w:rFonts w:ascii="Hiragino Sans GB" w:hAnsi="Hiragino Sans GB" w:eastAsia="Hiragino Sans GB"/>
                 <w:b/>
                 <w:color w:val="5B8DFF"/>
-                <w:sz w:val="24"/>
+                <w:sz w:val="22"/>
               </w:rPr>
               <w:t xml:space="preserve">5.  </w:t>
             </w:r>
@@ -622,39 +866,87 @@
                 <w:rFonts w:ascii="Hiragino Sans GB" w:hAnsi="Hiragino Sans GB" w:eastAsia="Hiragino Sans GB"/>
                 <w:b w:val="0"/>
                 <w:color w:val="3A2A42"/>
-                <w:sz w:val="24"/>
+                <w:sz w:val="22"/>
               </w:rPr>
               <w:t>舀出雪梨銀耳湯 200 克，加入白涼粉 20 克，攪勻煮沸。</w:t>
             </w:r>
           </w:p>
         </w:tc>
-      </w:tr>
-      <w:tr>
-        <w:trPr>
-          <w:cantSplit/>
-        </w:trPr>
         <w:tc>
           <w:tcPr>
-            <w:tcW w:type="dxa" w:w="10488"/>
-            <w:gridSpan w:val="2"/>
-            <w:shd w:fill="FFF6E8" w:val="clear"/>
+            <w:tcW w:type="dxa" w:w="1899"/>
+            <w:shd w:fill="FFFFFF" w:val="clear"/>
             <w:tcMar>
-              <w:top w:w="50" w:type="dxa"/>
-              <w:left w:w="120" w:type="dxa"/>
-              <w:bottom w:w="50" w:type="dxa"/>
-              <w:right w:w="120" w:type="dxa"/>
+              <w:top w:w="40" w:type="dxa"/>
+              <w:left w:w="40" w:type="dxa"/>
+              <w:bottom w:w="40" w:type="dxa"/>
+              <w:right w:w="40" w:type="dxa"/>
             </w:tcMar>
+            <w:vAlign w:val="center"/>
           </w:tcPr>
           <w:p>
             <w:pPr>
-              <w:spacing w:before="20" w:after="20" w:line="259" w:lineRule="auto"/>
+              <w:spacing w:before="0" w:after="0"/>
+              <w:jc w:val="center"/>
+            </w:pPr>
+            <w:r>
+              <w:drawing>
+                <wp:inline xmlns:a="http://schemas.openxmlformats.org/drawingml/2006/main" xmlns:pic="http://schemas.openxmlformats.org/drawingml/2006/picture">
+                  <wp:extent cx="1098000" cy="617625"/>
+                  <wp:docPr id="7" name="Picture 7"/>
+                  <wp:cNvGraphicFramePr>
+                    <a:graphicFrameLocks noChangeAspect="1"/>
+                  </wp:cNvGraphicFramePr>
+                  <a:graphic>
+                    <a:graphicData uri="http://schemas.openxmlformats.org/drawingml/2006/picture">
+                      <pic:pic>
+                        <pic:nvPicPr>
+                          <pic:cNvPr id="0" name="xl_mold.jpg"/>
+                          <pic:cNvPicPr/>
+                        </pic:nvPicPr>
+                        <pic:blipFill>
+                          <a:blip r:embed="rId15"/>
+                          <a:stretch>
+                            <a:fillRect/>
+                          </a:stretch>
+                        </pic:blipFill>
+                        <pic:spPr>
+                          <a:xfrm>
+                            <a:off x="0" y="0"/>
+                            <a:ext cx="1098000" cy="617625"/>
+                          </a:xfrm>
+                          <a:prstGeom prst="rect"/>
+                        </pic:spPr>
+                      </pic:pic>
+                    </a:graphicData>
+                  </a:graphic>
+                </wp:inline>
+              </w:drawing>
+            </w:r>
+          </w:p>
+        </w:tc>
+        <w:tc>
+          <w:tcPr>
+            <w:tcW w:type="dxa" w:w="3430"/>
+            <w:shd w:fill="FFFFFF" w:val="clear"/>
+            <w:tcMar>
+              <w:top w:w="50" w:type="dxa"/>
+              <w:left w:w="60" w:type="dxa"/>
+              <w:bottom w:w="50" w:type="dxa"/>
+              <w:right w:w="80" w:type="dxa"/>
+            </w:tcMar>
+            <w:vAlign w:val="center"/>
+          </w:tcPr>
+          <w:p>
+            <w:pPr>
+              <w:spacing w:before="0" w:after="0" w:line="259" w:lineRule="auto"/>
             </w:pPr>
             <w:r>
               <w:rPr>
                 <w:rFonts w:ascii="Hiragino Sans GB" w:hAnsi="Hiragino Sans GB" w:eastAsia="Hiragino Sans GB"/>
                 <w:b/>
                 <w:color w:val="B86BFF"/>
-                <w:sz w:val="24"/>
+                <w:sz w:val="22"/>
               </w:rPr>
               <w:t xml:space="preserve">6.  </w:t>
             </w:r>
@@ -663,39 +955,92 @@
                 <w:rFonts w:ascii="Hiragino Sans GB" w:hAnsi="Hiragino Sans GB" w:eastAsia="Hiragino Sans GB"/>
                 <w:b w:val="0"/>
                 <w:color w:val="3A2A42"/>
-                <w:sz w:val="24"/>
+                <w:sz w:val="22"/>
               </w:rPr>
-              <w:t>趁熱舀進花形模具（連同雪梨塊和銀耳），送進冰箱冷藏定型。</w:t>
+              <w:t>趁熱舀進花形模具，連同雪梨和銀耳，冷藏定型。</w:t>
             </w:r>
           </w:p>
         </w:tc>
       </w:tr>
       <w:tr>
         <w:trPr>
-          <w:cantSplit/>
+          <w:trHeight w:val="1446" w:hRule="atLeast"/>
         </w:trPr>
         <w:tc>
           <w:tcPr>
-            <w:tcW w:type="dxa" w:w="10488"/>
-            <w:gridSpan w:val="2"/>
-            <w:shd w:fill="FFFFFF" w:val="clear"/>
+            <w:tcW w:type="dxa" w:w="1899"/>
+            <w:shd w:fill="FFF6E8" w:val="clear"/>
             <w:tcMar>
-              <w:top w:w="50" w:type="dxa"/>
-              <w:left w:w="120" w:type="dxa"/>
-              <w:bottom w:w="50" w:type="dxa"/>
-              <w:right w:w="120" w:type="dxa"/>
+              <w:top w:w="40" w:type="dxa"/>
+              <w:left w:w="40" w:type="dxa"/>
+              <w:bottom w:w="40" w:type="dxa"/>
+              <w:right w:w="40" w:type="dxa"/>
             </w:tcMar>
+            <w:vAlign w:val="center"/>
           </w:tcPr>
           <w:p>
             <w:pPr>
-              <w:spacing w:before="20" w:after="20" w:line="259" w:lineRule="auto"/>
+              <w:spacing w:before="0" w:after="0"/>
+              <w:jc w:val="center"/>
+            </w:pPr>
+            <w:r>
+              <w:drawing>
+                <wp:inline xmlns:a="http://schemas.openxmlformats.org/drawingml/2006/main" xmlns:pic="http://schemas.openxmlformats.org/drawingml/2006/picture">
+                  <wp:extent cx="1098000" cy="617625"/>
+                  <wp:docPr id="8" name="Picture 8"/>
+                  <wp:cNvGraphicFramePr>
+                    <a:graphicFrameLocks noChangeAspect="1"/>
+                  </wp:cNvGraphicFramePr>
+                  <a:graphic>
+                    <a:graphicData uri="http://schemas.openxmlformats.org/drawingml/2006/picture">
+                      <pic:pic>
+                        <pic:nvPicPr>
+                          <pic:cNvPr id="0" name="xl_jupowder.jpg"/>
+                          <pic:cNvPicPr/>
+                        </pic:nvPicPr>
+                        <pic:blipFill>
+                          <a:blip r:embed="rId16"/>
+                          <a:stretch>
+                            <a:fillRect/>
+                          </a:stretch>
+                        </pic:blipFill>
+                        <pic:spPr>
+                          <a:xfrm>
+                            <a:off x="0" y="0"/>
+                            <a:ext cx="1098000" cy="617625"/>
+                          </a:xfrm>
+                          <a:prstGeom prst="rect"/>
+                        </pic:spPr>
+                      </pic:pic>
+                    </a:graphicData>
+                  </a:graphic>
+                </wp:inline>
+              </w:drawing>
+            </w:r>
+          </w:p>
+        </w:tc>
+        <w:tc>
+          <w:tcPr>
+            <w:tcW w:type="dxa" w:w="3430"/>
+            <w:shd w:fill="FFF6E8" w:val="clear"/>
+            <w:tcMar>
+              <w:top w:w="50" w:type="dxa"/>
+              <w:left w:w="60" w:type="dxa"/>
+              <w:bottom w:w="50" w:type="dxa"/>
+              <w:right w:w="80" w:type="dxa"/>
+            </w:tcMar>
+            <w:vAlign w:val="center"/>
+          </w:tcPr>
+          <w:p>
+            <w:pPr>
+              <w:spacing w:before="0" w:after="0" w:line="259" w:lineRule="auto"/>
             </w:pPr>
             <w:r>
               <w:rPr>
                 <w:rFonts w:ascii="Hiragino Sans GB" w:hAnsi="Hiragino Sans GB" w:eastAsia="Hiragino Sans GB"/>
                 <w:b/>
                 <w:color w:val="FF6B6B"/>
-                <w:sz w:val="24"/>
+                <w:sz w:val="22"/>
               </w:rPr>
               <w:t xml:space="preserve">7.  </w:t>
             </w:r>
@@ -704,39 +1049,87 @@
                 <w:rFonts w:ascii="Hiragino Sans GB" w:hAnsi="Hiragino Sans GB" w:eastAsia="Hiragino Sans GB"/>
                 <w:b w:val="0"/>
                 <w:color w:val="3A2A42"/>
-                <w:sz w:val="24"/>
+                <w:sz w:val="22"/>
               </w:rPr>
               <w:t>另取菊花茶 100 克，加白涼粉 10 克，攪勻煮沸。</w:t>
             </w:r>
           </w:p>
         </w:tc>
-      </w:tr>
-      <w:tr>
-        <w:trPr>
-          <w:cantSplit/>
-        </w:trPr>
         <w:tc>
           <w:tcPr>
-            <w:tcW w:type="dxa" w:w="10488"/>
-            <w:gridSpan w:val="2"/>
+            <w:tcW w:type="dxa" w:w="1899"/>
+            <w:shd w:fill="FFF6E8" w:val="clear"/>
+            <w:tcMar>
+              <w:top w:w="40" w:type="dxa"/>
+              <w:left w:w="40" w:type="dxa"/>
+              <w:bottom w:w="40" w:type="dxa"/>
+              <w:right w:w="40" w:type="dxa"/>
+            </w:tcMar>
+            <w:vAlign w:val="center"/>
+          </w:tcPr>
+          <w:p>
+            <w:pPr>
+              <w:spacing w:before="0" w:after="0"/>
+              <w:jc w:val="center"/>
+            </w:pPr>
+            <w:r>
+              <w:drawing>
+                <wp:inline xmlns:a="http://schemas.openxmlformats.org/drawingml/2006/main" xmlns:pic="http://schemas.openxmlformats.org/drawingml/2006/picture">
+                  <wp:extent cx="1098000" cy="617625"/>
+                  <wp:docPr id="9" name="Picture 9"/>
+                  <wp:cNvGraphicFramePr>
+                    <a:graphicFrameLocks noChangeAspect="1"/>
+                  </wp:cNvGraphicFramePr>
+                  <a:graphic>
+                    <a:graphicData uri="http://schemas.openxmlformats.org/drawingml/2006/picture">
+                      <pic:pic>
+                        <pic:nvPicPr>
+                          <pic:cNvPr id="0" name="xl_flowerin.jpg"/>
+                          <pic:cNvPicPr/>
+                        </pic:nvPicPr>
+                        <pic:blipFill>
+                          <a:blip r:embed="rId17"/>
+                          <a:stretch>
+                            <a:fillRect/>
+                          </a:stretch>
+                        </pic:blipFill>
+                        <pic:spPr>
+                          <a:xfrm>
+                            <a:off x="0" y="0"/>
+                            <a:ext cx="1098000" cy="617625"/>
+                          </a:xfrm>
+                          <a:prstGeom prst="rect"/>
+                        </pic:spPr>
+                      </pic:pic>
+                    </a:graphicData>
+                  </a:graphic>
+                </wp:inline>
+              </w:drawing>
+            </w:r>
+          </w:p>
+        </w:tc>
+        <w:tc>
+          <w:tcPr>
+            <w:tcW w:type="dxa" w:w="3430"/>
             <w:shd w:fill="FFF6E8" w:val="clear"/>
             <w:tcMar>
               <w:top w:w="50" w:type="dxa"/>
-              <w:left w:w="120" w:type="dxa"/>
+              <w:left w:w="60" w:type="dxa"/>
               <w:bottom w:w="50" w:type="dxa"/>
-              <w:right w:w="120" w:type="dxa"/>
+              <w:right w:w="80" w:type="dxa"/>
             </w:tcMar>
+            <w:vAlign w:val="center"/>
           </w:tcPr>
           <w:p>
             <w:pPr>
-              <w:spacing w:before="20" w:after="20" w:line="259" w:lineRule="auto"/>
+              <w:spacing w:before="0" w:after="0" w:line="259" w:lineRule="auto"/>
             </w:pPr>
             <w:r>
               <w:rPr>
                 <w:rFonts w:ascii="Hiragino Sans GB" w:hAnsi="Hiragino Sans GB" w:eastAsia="Hiragino Sans GB"/>
                 <w:b/>
-                <w:color w:val="FFD03B"/>
-                <w:sz w:val="24"/>
+                <w:color w:val="FF5C8A"/>
+                <w:sz w:val="22"/>
               </w:rPr>
               <w:t xml:space="preserve">8.  </w:t>
             </w:r>
@@ -745,26 +1138,23 @@
                 <w:rFonts w:ascii="Hiragino Sans GB" w:hAnsi="Hiragino Sans GB" w:eastAsia="Hiragino Sans GB"/>
                 <w:b w:val="0"/>
                 <w:color w:val="3A2A42"/>
-                <w:sz w:val="24"/>
+                <w:sz w:val="22"/>
               </w:rPr>
-              <w:t>倒進圓球模具，中間放一朵泡好的菊花，再補滿。冷藏後疊在雪梨凍上。</w:t>
+              <w:t>倒進圓球模具，中間放一朵菊花，再補滿。冷藏後疊盤。</w:t>
             </w:r>
           </w:p>
         </w:tc>
       </w:tr>
       <w:tr>
-        <w:trPr>
-          <w:cantSplit/>
-        </w:trPr>
         <w:tc>
           <w:tcPr>
-            <w:tcW w:type="dxa" w:w="10488"/>
-            <w:gridSpan w:val="2"/>
+            <w:tcW w:type="dxa" w:w="10658"/>
+            <w:gridSpan w:val="4"/>
             <w:shd w:fill="FFFFFF" w:val="clear"/>
             <w:tcMar>
-              <w:top w:w="80" w:type="dxa"/>
+              <w:top w:w="50" w:type="dxa"/>
               <w:left w:w="120" w:type="dxa"/>
-              <w:bottom w:w="40" w:type="dxa"/>
+              <w:bottom w:w="20" w:type="dxa"/>
               <w:right w:w="120" w:type="dxa"/>
             </w:tcMar>
           </w:tcPr>
@@ -777,7 +1167,7 @@
                 <w:rFonts w:ascii="Hiragino Sans GB" w:hAnsi="Hiragino Sans GB" w:eastAsia="Hiragino Sans GB"/>
                 <w:b w:val="0"/>
                 <w:color w:val="7A6478"/>
-                <w:sz w:val="18"/>
+                <w:sz w:val="16"/>
               </w:rPr>
               <w:t>課堂小叮嚀：刀子請小心、熱湯會燙、白涼粉一定要煮沸才會凝固。</w:t>
             </w:r>
@@ -787,7 +1177,7 @@
     </w:tbl>
     <w:sectPr>
       <w:pgSz w:w="11906" w:h="16838"/>
-      <w:pgMar w:top="652" w:right="709" w:bottom="652" w:left="709" w:header="720" w:footer="720" w:gutter="0"/>
+      <w:pgMar w:top="539" w:right="624" w:bottom="510" w:left="624" w:header="720" w:footer="720" w:gutter="0"/>
       <w:cols w:space="720"/>
       <w:docGrid w:linePitch="360"/>
     </w:sectPr>
